--- a/CONG TY VENUS/ThayDoiThanhVien_26_5_2026/Venus_ThayDoiThanhVien_DDPL/Venus_DSThanhVien_Mẫu số 6.docx
+++ b/CONG TY VENUS/ThayDoiThanhVien_26_5_2026/Venus_ThayDoiThanhVien_DDPL/Venus_DSThanhVien_Mẫu số 6.docx
@@ -2221,8 +2221,6 @@
                 <w:rFonts w:ascii="Times New Roman" w:eastAsia="Calibri" w:hAnsi="Times New Roman" w:cs="Times New Roman"/>
               </w:rPr>
             </w:pPr>
-            <w:bookmarkStart w:id="0" w:name="_GoBack"/>
-            <w:bookmarkEnd w:id="0"/>
           </w:p>
         </w:tc>
         <w:tc>
@@ -4815,10 +4813,14 @@
             </w:pPr>
             <w:r>
               <w:rPr>
-                <w:rFonts w:ascii="Times New Roman" w:eastAsia="Calibri" w:hAnsi="Times New Roman" w:cs="Times New Roman"/>
-              </w:rPr>
-              <w:t>YEOH ZHONG XIANG</w:t>
-            </w:r>
+                <w:rFonts w:ascii="Times New Roman" w:eastAsia="Times New Roman" w:hAnsi="Times New Roman" w:cs="Times New Roman"/>
+                <w:sz w:val="26"/>
+                <w:szCs w:val="26"/>
+              </w:rPr>
+              <w:t>TRẦN THỊ THU HIỀN</w:t>
+            </w:r>
+            <w:bookmarkStart w:id="0" w:name="_GoBack"/>
+            <w:bookmarkEnd w:id="0"/>
           </w:p>
         </w:tc>
       </w:tr>
